--- a/МатМодиИИ/ФОС/ОС_Б3.01(Д)_Выполнение_и_защита_выпускной_квалификационной_работы.docx
+++ b/МатМодиИИ/ФОС/ОС_Б3.01(Д)_Выполнение_и_защита_выпускной_квалификационной_работы.docx
@@ -955,6 +955,128 @@
           <w:szCs w:val="28"/>
         </w:rPr>
         <w:t>Государственная итоговая аттестация проводится в 10 семестре.</w:t>
+      </w:r>
+    </w:p>
+    <w:p>
+      <w:pPr>
+        <w:spacing w:after="0"/>
+        <w:ind w:firstLine="709"/>
+        <w:jc w:val="both"/>
+        <w:rPr>
+          <w:rFonts w:ascii="Times New Roman" w:hAnsi="Times New Roman"/>
+          <w:sz w:val="28"/>
+          <w:szCs w:val="28"/>
+        </w:rPr>
+      </w:pPr>
+      <w:r>
+        <w:rPr>
+          <w:rFonts w:ascii="Times New Roman" w:hAnsi="Times New Roman"/>
+          <w:sz w:val="28"/>
+        </w:rPr>
+        <w:t>*Итоговый уровень сформированности компетенций УК-7, УК-8, УК-9, УК-10 оценивается на основе положительных результатов промежуточной аттестации по дисциплинам учебного плана (Физическая культура и спорт, Безопасность жизнедеятельности, Экономика, Правоведение), для которых предусмотрено формирование этих компетенций.</w:t>
+      </w:r>
+      <w:r>
+        <w:rPr>
+          <w:rFonts w:ascii="Times New Roman" w:hAnsi="Times New Roman"/>
+          <w:sz w:val="28"/>
+        </w:rPr>
+      </w:r>
+      <w:r>
+        <w:rPr>
+          <w:rFonts w:ascii="Times New Roman" w:hAnsi="Times New Roman"/>
+          <w:sz w:val="28"/>
+        </w:rPr>
+      </w:r>
+      <w:r>
+        <w:rPr>
+          <w:rFonts w:ascii="Times New Roman" w:hAnsi="Times New Roman"/>
+          <w:sz w:val="28"/>
+        </w:rPr>
+      </w:r>
+      <w:r>
+        <w:rPr>
+          <w:rFonts w:ascii="Times New Roman" w:hAnsi="Times New Roman"/>
+          <w:sz w:val="28"/>
+        </w:rPr>
+      </w:r>
+      <w:r>
+        <w:rPr>
+          <w:rFonts w:ascii="Times New Roman" w:hAnsi="Times New Roman"/>
+          <w:sz w:val="28"/>
+        </w:rPr>
+      </w:r>
+      <w:r>
+        <w:rPr>
+          <w:rFonts w:ascii="Times New Roman" w:hAnsi="Times New Roman"/>
+          <w:sz w:val="28"/>
+        </w:rPr>
+      </w:r>
+      <w:r>
+        <w:rPr>
+          <w:rFonts w:ascii="Times New Roman" w:hAnsi="Times New Roman"/>
+          <w:sz w:val="28"/>
+        </w:rPr>
+      </w:r>
+      <w:r>
+        <w:rPr>
+          <w:rFonts w:ascii="Times New Roman" w:hAnsi="Times New Roman"/>
+          <w:sz w:val="28"/>
+        </w:rPr>
+      </w:r>
+      <w:r>
+        <w:rPr>
+          <w:rFonts w:ascii="Times New Roman" w:hAnsi="Times New Roman"/>
+          <w:sz w:val="28"/>
+          <w:szCs w:val="28"/>
+        </w:rPr>
+      </w:r>
+      <w:r>
+        <w:rPr>
+          <w:rFonts w:ascii="Times New Roman" w:hAnsi="Times New Roman"/>
+          <w:sz w:val="28"/>
+        </w:rPr>
+      </w:r>
+      <w:r>
+        <w:rPr>
+          <w:rFonts w:ascii="Times New Roman" w:hAnsi="Times New Roman"/>
+          <w:sz w:val="28"/>
+        </w:rPr>
+      </w:r>
+      <w:r>
+        <w:rPr>
+          <w:rFonts w:ascii="Times New Roman" w:hAnsi="Times New Roman"/>
+          <w:sz w:val="28"/>
+        </w:rPr>
+      </w:r>
+      <w:r>
+        <w:rPr>
+          <w:rFonts w:ascii="Times New Roman" w:hAnsi="Times New Roman"/>
+          <w:sz w:val="28"/>
+        </w:rPr>
+      </w:r>
+      <w:r>
+        <w:rPr>
+          <w:rFonts w:ascii="Times New Roman" w:hAnsi="Times New Roman"/>
+          <w:sz w:val="28"/>
+        </w:rPr>
+      </w:r>
+    </w:p>
+    <w:p>
+      <w:pPr>
+        <w:spacing w:after="0"/>
+        <w:ind w:firstLine="709"/>
+        <w:jc w:val="both"/>
+        <w:rPr>
+          <w:rFonts w:ascii="Times New Roman" w:hAnsi="Times New Roman"/>
+          <w:sz w:val="28"/>
+        </w:rPr>
+      </w:pPr>
+      <w:r>
+        <w:rPr>
+          <w:rFonts w:ascii="Times New Roman" w:hAnsi="Times New Roman"/>
+          <w:sz w:val="28"/>
+        </w:rPr>
+        <w:t>Данные об итоговом уровне сформированности указанных компетенций учитываются при принятии государственной экзаменационной комиссией решения о присвоении квалификации по результатам ГИА и выдаче выпускнику документа о высшем образовании и о квалификации.</w:t>
       </w:r>
     </w:p>
     <w:p>
@@ -2654,19 +2776,17 @@
               <w:rPr>
                 <w:lang w:val="ru-RU"/>
               </w:rPr>
-              <w:t>УК-1, УК-3, УК-6, УК-7, УК-8, УК-</w:t>
-            </w:r>
-            <w:r>
-              <w:rPr>
-                <w:lang w:val="ru-RU"/>
-              </w:rPr>
-              <w:t>9</w:t>
-            </w:r>
-            <w:r>
-              <w:rPr>
-                <w:lang w:val="ru-RU"/>
-              </w:rPr>
-              <w:t>, УК-10, ОПК-1, ОПК-2, ПК-1, ПК-2, ПК-3</w:t>
+              <w:t>УК-1, УК-3, УК-6, ОПК-1, ОПК-2, ПК-1, ПК-2, ПК-3</w:t>
+            </w:r>
+            <w:r>
+              <w:rPr>
+                <w:lang w:val="ru-RU"/>
+              </w:rPr>
+            </w:r>
+            <w:r>
+              <w:rPr>
+                <w:lang w:val="ru-RU"/>
+              </w:rPr>
             </w:r>
           </w:p>
         </w:tc>
@@ -2778,7 +2898,7 @@
               </w:rPr>
             </w:pPr>
             <w:r>
-              <w:t>УК-9, ОПК-2, ПК-4</w:t>
+              <w:t>ОПК-2, ПК-4</w:t>
             </w:r>
           </w:p>
         </w:tc>
@@ -3287,7 +3407,7 @@
           <w:szCs w:val="28"/>
           <w:lang w:val="ru-RU"/>
         </w:rPr>
-        <w:t>Результаты выполнения обучающимся заданий оцениваются по пятибалльной шкале</w:t>
+        <w:t>Результаты выполнения обучающимся заданий оцениваются по шкале: «отлично» (5), «хорошо» (4), «удовлетворительно» (3), «неудовлетворительно» (2).</w:t>
       </w:r>
       <w:r>
         <w:rPr>
@@ -3297,7 +3417,6 @@
           <w:szCs w:val="28"/>
           <w:lang w:val="ru-RU"/>
         </w:rPr>
-        <w:t>.</w:t>
       </w:r>
     </w:p>
     <w:p>
